--- a/database/seeders/fixtures/will-precedent.docx
+++ b/database/seeders/fixtures/will-precedent.docx
@@ -3,12 +3,9 @@
 <w:document xmlns:ve="http://schemas.openxmlformats.org/markup-compatibility/2006" xmlns:o="urn:schemas-microsoft-com:office:office" xmlns:r="http://schemas.openxmlformats.org/officeDocument/2006/relationships" xmlns:m="http://schemas.openxmlformats.org/officeDocument/2006/math" xmlns:v="urn:schemas-microsoft-com:vml" xmlns:wp="http://schemas.openxmlformats.org/drawingml/2006/wordprocessingDrawing" xmlns:w10="urn:schemas-microsoft-com:office:word" xmlns:w="http://schemas.openxmlformats.org/wordprocessingml/2006/main" xmlns:wne="http://schemas.microsoft.com/office/word/2006/wordml">
   <w:body>
     <w:p>
-      <w:pPr>
-        <w:pStyle w:val="Heading1"/>
-      </w:pPr>
       <w:bookmarkStart w:id="0" w:name="_Toc0"/>
       <w:r>
-        <w:t>LAST WILL AND TESTAMENT</w:t>
+        <w:t>LAST WILL AND TESTAMENT — PRECEDENT</w:t>
       </w:r>
       <w:bookmarkEnd w:id="0"/>
     </w:p>
@@ -16,116 +13,88 @@
       <w:pPr/>
       <w:r>
         <w:rPr/>
-        <w:t xml:space="preserve">This is the Last Will and Testament of [TESTATOR NAME], made this day.</w:t>
-      </w:r>
-    </w:p>
-    <w:p>
-      <w:pPr>
-        <w:pStyle w:val="Heading2"/>
-      </w:pPr>
-      <w:bookmarkStart w:id="1" w:name="_Toc1"/>
-      <w:r>
-        <w:t>1. Revocation</w:t>
-      </w:r>
-      <w:bookmarkEnd w:id="1"/>
-    </w:p>
-    <w:p>
-      <w:pPr/>
-      <w:r>
-        <w:rPr/>
-        <w:t xml:space="preserve">I hereby revoke all former wills and testamentary dispositions made by me.</w:t>
-      </w:r>
-    </w:p>
-    <w:p>
-      <w:pPr>
-        <w:pStyle w:val="Heading2"/>
-      </w:pPr>
-      <w:bookmarkStart w:id="2" w:name="_Toc2"/>
-      <w:r>
-        <w:t>2. Executor</w:t>
-      </w:r>
-      <w:bookmarkEnd w:id="2"/>
-    </w:p>
-    <w:p>
-      <w:pPr/>
-      <w:r>
-        <w:rPr/>
-        <w:t xml:space="preserve">I appoint [EXECUTOR NAME] to be the Executor of this my Will.</w:t>
-      </w:r>
-    </w:p>
-    <w:p>
-      <w:pPr>
-        <w:pStyle w:val="Heading2"/>
-      </w:pPr>
-      <w:bookmarkStart w:id="3" w:name="_Toc3"/>
-      <w:r>
-        <w:t>3. Beneficiaries</w:t>
-      </w:r>
-      <w:bookmarkEnd w:id="3"/>
-    </w:p>
-    <w:p>
-      <w:pPr/>
-      <w:r>
-        <w:rPr/>
-        <w:t xml:space="preserve">I give my estate to the following beneficiaries:</w:t>
+        <w:t xml:space="preserve">This precedent contains two tagged clauses used by WillGenerator: revocation and executor_powers.</w:t>
+      </w:r>
+    </w:p>
+    <w:p>
+      <w:pPr/>
+      <w:r>
+        <w:rPr/>
+        <w:t xml:space="preserve">[[CLAUSE:revocation]]</w:t>
+      </w:r>
+    </w:p>
+    <w:p>
+      <w:pPr/>
+      <w:r>
+        <w:rPr>
+          <w:b w:val="1"/>
+          <w:bCs w:val="1"/>
+        </w:rPr>
+        <w:t xml:space="preserve">I revoke all prior wills and testamentary acts made by me.</w:t>
+      </w:r>
+    </w:p>
+    <w:p>
+      <w:pPr/>
+      <w:r>
+        <w:rPr/>
+        <w:t xml:space="preserve">[[/CLAUSE]]</w:t>
+      </w:r>
+    </w:p>
+    <w:p>
+      <w:pPr/>
+      <w:r>
+        <w:rPr/>
+        <w:t xml:space="preserve">[[CLAUSE:executor_powers]]</w:t>
+      </w:r>
+    </w:p>
+    <w:p>
+      <w:pPr/>
+      <w:r>
+        <w:rPr/>
+        <w:t xml:space="preserve">I authorise my executor/s to:</w:t>
       </w:r>
     </w:p>
     <w:p>
       <w:pPr>
         <w:numPr>
           <w:ilvl w:val="0"/>
-          <w:numId w:val="3"/>
+          <w:numId w:val="1"/>
         </w:numPr>
       </w:pPr>
       <w:r>
         <w:rPr/>
-        <w:t xml:space="preserve">[Beneficiary 1] - [Share]%</w:t>
+        <w:t xml:space="preserve">exercise any powers given to them by law</w:t>
       </w:r>
     </w:p>
     <w:p>
       <w:pPr>
         <w:numPr>
           <w:ilvl w:val="0"/>
-          <w:numId w:val="3"/>
+          <w:numId w:val="1"/>
         </w:numPr>
       </w:pPr>
       <w:r>
         <w:rPr/>
-        <w:t xml:space="preserve">[Beneficiary 2] - [Share]%</w:t>
-      </w:r>
-    </w:p>
-    <w:p>
-      <w:pPr>
-        <w:pStyle w:val="Heading2"/>
-      </w:pPr>
-      <w:bookmarkStart w:id="4" w:name="_Toc4"/>
-      <w:r>
-        <w:t>4. Guardianship</w:t>
-      </w:r>
-      <w:bookmarkEnd w:id="4"/>
-    </w:p>
-    <w:p>
-      <w:pPr/>
-      <w:r>
-        <w:rPr/>
-        <w:t xml:space="preserve">If applicable, I appoint [GUARDIAN NAME] as guardian of my minor children.</w:t>
-      </w:r>
-    </w:p>
-    <w:p>
-      <w:pPr>
-        <w:pStyle w:val="Heading2"/>
-      </w:pPr>
-      <w:bookmarkStart w:id="5" w:name="_Toc5"/>
-      <w:r>
-        <w:t>5. Signatures</w:t>
-      </w:r>
-      <w:bookmarkEnd w:id="5"/>
-    </w:p>
-    <w:p>
-      <w:pPr/>
-      <w:r>
-        <w:rPr/>
-        <w:t xml:space="preserve">Signed by the Testator in the presence of witnesses.</w:t>
+        <w:t xml:space="preserve">exercise the powers of an executor for sale in respect of any assets in my estate, without being liable for any loss caused by so doing, and to postpone sale</w:t>
+      </w:r>
+    </w:p>
+    <w:p>
+      <w:pPr>
+        <w:numPr>
+          <w:ilvl w:val="0"/>
+          <w:numId w:val="1"/>
+        </w:numPr>
+      </w:pPr>
+      <w:r>
+        <w:rPr/>
+        <w:t xml:space="preserve">sell by public auction or private sale, for cash or on credit</w:t>
+      </w:r>
+    </w:p>
+    <w:p>
+      <w:pPr/>
+      <w:r>
+        <w:rPr/>
+        <w:t xml:space="preserve">[[/CLAUSE]]</w:t>
       </w:r>
     </w:p>
     <w:sectPr>
@@ -143,8 +112,8 @@
 
 <file path=word/numbering.xml><?xml version="1.0" encoding="utf-8"?>
 <w:numbering xmlns:ve="http://schemas.openxmlformats.org/markup-compatibility/2006" xmlns:o="urn:schemas-microsoft-com:office:office" xmlns:r="http://schemas.openxmlformats.org/officeDocument/2006/relationships" xmlns:m="http://schemas.openxmlformats.org/officeDocument/2006/math" xmlns:v="urn:schemas-microsoft-com:vml" xmlns:wp="http://schemas.openxmlformats.org/drawingml/2006/wordprocessingDrawing" xmlns:w10="urn:schemas-microsoft-com:office:word" xmlns:w="http://schemas.openxmlformats.org/wordprocessingml/2006/main" xmlns:wne="http://schemas.microsoft.com/office/word/2006/wordml">
-  <w:abstractNum w:abstractNumId="3">
-    <w:nsid w:val="10AE86A4"/>
+  <w:abstractNum w:abstractNumId="1">
+    <w:nsid w:val="C9F61537"/>
     <w:multiLevelType w:val="hybridMultilevel"/>
     <w:lvl w:ilvl="0">
       <w:start w:val="1"/>
@@ -291,8 +260,8 @@
       </w:rPr>
     </w:lvl>
   </w:abstractNum>
-  <w:num w:numId="3">
-    <w:abstractNumId w:val="3"/>
+  <w:num w:numId="1">
+    <w:abstractNumId w:val="1"/>
   </w:num>
 </w:numbering>
 </file>
@@ -319,26 +288,6 @@
     <w:unhideWhenUsed/>
     <w:rPr>
       <w:vertAlign w:val="superscript"/>
-    </w:rPr>
-  </w:style>
-  <w:style w:type="paragraph" w:styleId="Heading1">
-    <w:link w:val="Heading1Char"/>
-    <w:name w:val="heading 1"/>
-    <w:rPr>
-      <w:sz w:val="32"/>
-      <w:szCs w:val="32"/>
-      <w:b w:val="1"/>
-      <w:bCs w:val="1"/>
-    </w:rPr>
-  </w:style>
-  <w:style w:type="paragraph" w:styleId="Heading2">
-    <w:link w:val="Heading2Char"/>
-    <w:name w:val="heading 2"/>
-    <w:rPr>
-      <w:sz w:val="26"/>
-      <w:szCs w:val="26"/>
-      <w:b w:val="1"/>
-      <w:bCs w:val="1"/>
     </w:rPr>
   </w:style>
 </w:styles>

--- a/database/seeders/fixtures/will-precedent.docx
+++ b/database/seeders/fixtures/will-precedent.docx
@@ -63,7 +63,7 @@
       </w:pPr>
       <w:r>
         <w:rPr/>
-        <w:t xml:space="preserve">exercise any powers given to them by law</w:t>
+        <w:t xml:space="preserve">exercise any powers given to them by law;</w:t>
       </w:r>
     </w:p>
     <w:p>
@@ -75,19 +75,43 @@
       </w:pPr>
       <w:r>
         <w:rPr/>
-        <w:t xml:space="preserve">exercise the powers of an executor for sale in respect of any assets in my estate, without being liable for any loss caused by so doing, and to postpone sale</w:t>
+        <w:t xml:space="preserve">exercise the powers of an executor for sale in respect of any assets in my estate:</w:t>
       </w:r>
     </w:p>
     <w:p>
       <w:pPr>
         <w:numPr>
-          <w:ilvl w:val="0"/>
+          <w:ilvl w:val="1"/>
           <w:numId w:val="1"/>
         </w:numPr>
       </w:pPr>
       <w:r>
         <w:rPr/>
-        <w:t xml:space="preserve">sell by public auction or private sale, for cash or on credit</w:t>
+        <w:t xml:space="preserve">without being liable for any loss caused by so doing, postpone sale;</w:t>
+      </w:r>
+    </w:p>
+    <w:p>
+      <w:pPr>
+        <w:numPr>
+          <w:ilvl w:val="1"/>
+          <w:numId w:val="1"/>
+        </w:numPr>
+      </w:pPr>
+      <w:r>
+        <w:rPr/>
+        <w:t xml:space="preserve">without being liable for any loss caused by so doing, retain in its form of investment at my death any part of my estate even though it is wasting, hazardous or reversionary;</w:t>
+      </w:r>
+    </w:p>
+    <w:p>
+      <w:pPr>
+        <w:numPr>
+          <w:ilvl w:val="1"/>
+          <w:numId w:val="1"/>
+        </w:numPr>
+      </w:pPr>
+      <w:r>
+        <w:rPr/>
+        <w:t xml:space="preserve">sell by public auction or private sale, for cash or on credit.</w:t>
       </w:r>
     </w:p>
     <w:p>
@@ -113,14 +137,13 @@
 <file path=word/numbering.xml><?xml version="1.0" encoding="utf-8"?>
 <w:numbering xmlns:ve="http://schemas.openxmlformats.org/markup-compatibility/2006" xmlns:o="urn:schemas-microsoft-com:office:office" xmlns:r="http://schemas.openxmlformats.org/officeDocument/2006/relationships" xmlns:m="http://schemas.openxmlformats.org/officeDocument/2006/math" xmlns:v="urn:schemas-microsoft-com:vml" xmlns:wp="http://schemas.openxmlformats.org/drawingml/2006/wordprocessingDrawing" xmlns:w10="urn:schemas-microsoft-com:office:word" xmlns:w="http://schemas.openxmlformats.org/wordprocessingml/2006/main" xmlns:wne="http://schemas.microsoft.com/office/word/2006/wordml">
   <w:abstractNum w:abstractNumId="1">
-    <w:nsid w:val="C9F61537"/>
-    <w:multiLevelType w:val="hybridMultilevel"/>
+    <w:nsid w:val="DE019610"/>
+    <w:multiLevelType w:val="multilevel"/>
     <w:lvl w:ilvl="0">
       <w:start w:val="1"/>
-      <w:numFmt w:val="bullet"/>
+      <w:numFmt w:val="lowerLetter"/>
       <w:suff w:val="tab"/>
-      <w:lvlText w:val=""/>
-      <w:lvlJc w:val="left"/>
+      <w:lvlText w:val="%1."/>
       <w:pPr>
         <w:tabs>
           <w:tab w:val="num" w:pos="720"/>
@@ -128,15 +151,14 @@
         <w:ind w:left="720" w:hanging="360"/>
       </w:pPr>
       <w:rPr>
-        <w:rFonts w:ascii="Symbol" w:hAnsi="Symbol" w:cs="Symbol" w:hint="default"/>
+        <w:rFonts/>
       </w:rPr>
     </w:lvl>
     <w:lvl w:ilvl="1">
       <w:start w:val="1"/>
-      <w:numFmt w:val="bullet"/>
+      <w:numFmt w:val="lowerRoman"/>
       <w:suff w:val="tab"/>
-      <w:lvlText w:val="o"/>
-      <w:lvlJc w:val="left"/>
+      <w:lvlText w:val="%2."/>
       <w:pPr>
         <w:tabs>
           <w:tab w:val="num" w:pos="1440"/>
@@ -144,119 +166,7 @@
         <w:ind w:left="1440" w:hanging="360"/>
       </w:pPr>
       <w:rPr>
-        <w:rFonts w:ascii="Courier New" w:hAnsi="Courier New" w:cs="Courier New" w:hint="default"/>
-      </w:rPr>
-    </w:lvl>
-    <w:lvl w:ilvl="2">
-      <w:start w:val="1"/>
-      <w:numFmt w:val="bullet"/>
-      <w:suff w:val="tab"/>
-      <w:lvlText w:val=""/>
-      <w:lvlJc w:val="left"/>
-      <w:pPr>
-        <w:tabs>
-          <w:tab w:val="num" w:pos="2160"/>
-        </w:tabs>
-        <w:ind w:left="2160" w:hanging="360"/>
-      </w:pPr>
-      <w:rPr>
-        <w:rFonts w:ascii="Wingdings" w:hAnsi="Wingdings" w:cs="Wingdings" w:hint="default"/>
-      </w:rPr>
-    </w:lvl>
-    <w:lvl w:ilvl="3">
-      <w:start w:val="1"/>
-      <w:numFmt w:val="bullet"/>
-      <w:suff w:val="tab"/>
-      <w:lvlText w:val=""/>
-      <w:lvlJc w:val="left"/>
-      <w:pPr>
-        <w:tabs>
-          <w:tab w:val="num" w:pos="2880"/>
-        </w:tabs>
-        <w:ind w:left="2880" w:hanging="360"/>
-      </w:pPr>
-      <w:rPr>
-        <w:rFonts w:ascii="Symbol" w:hAnsi="Symbol" w:cs="Symbol" w:hint="default"/>
-      </w:rPr>
-    </w:lvl>
-    <w:lvl w:ilvl="4">
-      <w:start w:val="1"/>
-      <w:numFmt w:val="bullet"/>
-      <w:suff w:val="tab"/>
-      <w:lvlText w:val="o"/>
-      <w:lvlJc w:val="left"/>
-      <w:pPr>
-        <w:tabs>
-          <w:tab w:val="num" w:pos="3600"/>
-        </w:tabs>
-        <w:ind w:left="3600" w:hanging="360"/>
-      </w:pPr>
-      <w:rPr>
-        <w:rFonts w:ascii="Courier New" w:hAnsi="Courier New" w:cs="Courier New" w:hint="default"/>
-      </w:rPr>
-    </w:lvl>
-    <w:lvl w:ilvl="5">
-      <w:start w:val="1"/>
-      <w:numFmt w:val="bullet"/>
-      <w:suff w:val="tab"/>
-      <w:lvlText w:val=""/>
-      <w:lvlJc w:val="left"/>
-      <w:pPr>
-        <w:tabs>
-          <w:tab w:val="num" w:pos="4320"/>
-        </w:tabs>
-        <w:ind w:left="4320" w:hanging="360"/>
-      </w:pPr>
-      <w:rPr>
-        <w:rFonts w:ascii="Wingdings" w:hAnsi="Wingdings" w:cs="Wingdings" w:hint="default"/>
-      </w:rPr>
-    </w:lvl>
-    <w:lvl w:ilvl="6">
-      <w:start w:val="1"/>
-      <w:numFmt w:val="bullet"/>
-      <w:suff w:val="tab"/>
-      <w:lvlText w:val=""/>
-      <w:lvlJc w:val="left"/>
-      <w:pPr>
-        <w:tabs>
-          <w:tab w:val="num" w:pos="5040"/>
-        </w:tabs>
-        <w:ind w:left="5040" w:hanging="360"/>
-      </w:pPr>
-      <w:rPr>
-        <w:rFonts w:ascii="Symbol" w:hAnsi="Symbol" w:cs="Symbol" w:hint="default"/>
-      </w:rPr>
-    </w:lvl>
-    <w:lvl w:ilvl="7">
-      <w:start w:val="1"/>
-      <w:numFmt w:val="bullet"/>
-      <w:suff w:val="tab"/>
-      <w:lvlText w:val="o"/>
-      <w:lvlJc w:val="left"/>
-      <w:pPr>
-        <w:tabs>
-          <w:tab w:val="num" w:pos="5760"/>
-        </w:tabs>
-        <w:ind w:left="5760" w:hanging="360"/>
-      </w:pPr>
-      <w:rPr>
-        <w:rFonts w:ascii="Courier New" w:hAnsi="Courier New" w:cs="Courier New" w:hint="default"/>
-      </w:rPr>
-    </w:lvl>
-    <w:lvl w:ilvl="8">
-      <w:start w:val="1"/>
-      <w:numFmt w:val="bullet"/>
-      <w:suff w:val="tab"/>
-      <w:lvlText w:val=""/>
-      <w:lvlJc w:val="left"/>
-      <w:pPr>
-        <w:tabs>
-          <w:tab w:val="num" w:pos="6480"/>
-        </w:tabs>
-        <w:ind w:left="6480" w:hanging="360"/>
-      </w:pPr>
-      <w:rPr>
-        <w:rFonts w:ascii="Wingdings" w:hAnsi="Wingdings" w:cs="Wingdings" w:hint="default"/>
+        <w:rFonts/>
       </w:rPr>
     </w:lvl>
   </w:abstractNum>

--- a/database/seeders/fixtures/will-precedent.docx
+++ b/database/seeders/fixtures/will-precedent.docx
@@ -3,11 +3,11 @@
 <w:document xmlns:ve="http://schemas.openxmlformats.org/markup-compatibility/2006" xmlns:o="urn:schemas-microsoft-com:office:office" xmlns:r="http://schemas.openxmlformats.org/officeDocument/2006/relationships" xmlns:m="http://schemas.openxmlformats.org/officeDocument/2006/math" xmlns:v="urn:schemas-microsoft-com:vml" xmlns:wp="http://schemas.openxmlformats.org/drawingml/2006/wordprocessingDrawing" xmlns:w10="urn:schemas-microsoft-com:office:word" xmlns:w="http://schemas.openxmlformats.org/wordprocessingml/2006/main" xmlns:wne="http://schemas.microsoft.com/office/word/2006/wordml">
   <w:body>
     <w:p>
-      <w:bookmarkStart w:id="0" w:name="_Toc0"/>
-      <w:r>
-        <w:t>LAST WILL AND TESTAMENT — PRECEDENT</w:t>
-      </w:r>
-      <w:bookmarkEnd w:id="0"/>
+      <w:pPr/>
+      <w:r>
+        <w:rPr/>
+        <w:t xml:space="preserve">LAST WILL AND TESTAMENT — PRECEDENT</w:t>
+      </w:r>
     </w:p>
     <w:p>
       <w:pPr/>
@@ -58,7 +58,7 @@
       <w:pPr>
         <w:numPr>
           <w:ilvl w:val="0"/>
-          <w:numId w:val="1"/>
+          <w:numId w:val="2"/>
         </w:numPr>
       </w:pPr>
       <w:r>
@@ -70,7 +70,7 @@
       <w:pPr>
         <w:numPr>
           <w:ilvl w:val="0"/>
-          <w:numId w:val="1"/>
+          <w:numId w:val="2"/>
         </w:numPr>
       </w:pPr>
       <w:r>
@@ -82,7 +82,7 @@
       <w:pPr>
         <w:numPr>
           <w:ilvl w:val="1"/>
-          <w:numId w:val="1"/>
+          <w:numId w:val="2"/>
         </w:numPr>
       </w:pPr>
       <w:r>
@@ -94,7 +94,7 @@
       <w:pPr>
         <w:numPr>
           <w:ilvl w:val="1"/>
-          <w:numId w:val="1"/>
+          <w:numId w:val="2"/>
         </w:numPr>
       </w:pPr>
       <w:r>
@@ -106,12 +106,79 @@
       <w:pPr>
         <w:numPr>
           <w:ilvl w:val="1"/>
-          <w:numId w:val="1"/>
+          <w:numId w:val="2"/>
         </w:numPr>
       </w:pPr>
       <w:r>
         <w:rPr/>
         <w:t xml:space="preserve">sell by public auction or private sale, for cash or on credit.</w:t>
+      </w:r>
+    </w:p>
+    <w:p>
+      <w:pPr/>
+      <w:r>
+        <w:rPr/>
+        <w:t xml:space="preserve">[[/CLAUSE]]</w:t>
+      </w:r>
+    </w:p>
+    <w:p/>
+    <w:p>
+      <w:pPr/>
+      <w:r>
+        <w:rPr/>
+        <w:t xml:space="preserve">[[CLAUSE:beneficiaries_clause]]</w:t>
+      </w:r>
+    </w:p>
+    <w:p>
+      <w:pPr/>
+      <w:r>
+        <w:rPr/>
+        <w:t xml:space="preserve">[[REPEAT:beneficiaries AS beneficiary]]</w:t>
+      </w:r>
+    </w:p>
+    <w:p>
+      <w:pPr>
+        <w:numPr>
+          <w:ilvl w:val="0"/>
+          <w:numId w:val="4"/>
+        </w:numPr>
+      </w:pPr>
+      <w:r>
+        <w:rPr/>
+        <w:t xml:space="preserve">I give my {{beneficiary.share}}% of my estate to {{beneficiary.name}}.</w:t>
+      </w:r>
+    </w:p>
+    <w:p>
+      <w:pPr/>
+      <w:r>
+        <w:rPr/>
+        <w:t xml:space="preserve">[[IF:beneficiary.per_stirpes]]</w:t>
+      </w:r>
+    </w:p>
+    <w:p>
+      <w:pPr>
+        <w:numPr>
+          <w:ilvl w:val="1"/>
+          <w:numId w:val="4"/>
+        </w:numPr>
+      </w:pPr>
+      <w:r>
+        <w:rPr/>
+        <w:t xml:space="preserve">If {{beneficiary.pronoun_subject}} does not survive me, leaving children that do survive me, then those children shall take equally the share that would have been received by {{beneficiary.pronoun_object}}.</w:t>
+      </w:r>
+    </w:p>
+    <w:p>
+      <w:pPr/>
+      <w:r>
+        <w:rPr/>
+        <w:t xml:space="preserve">[[/IF]]</w:t>
+      </w:r>
+    </w:p>
+    <w:p>
+      <w:pPr/>
+      <w:r>
+        <w:rPr/>
+        <w:t xml:space="preserve">[[/REPEAT]]</w:t>
       </w:r>
     </w:p>
     <w:p>
@@ -136,8 +203,8 @@
 
 <file path=word/numbering.xml><?xml version="1.0" encoding="utf-8"?>
 <w:numbering xmlns:ve="http://schemas.openxmlformats.org/markup-compatibility/2006" xmlns:o="urn:schemas-microsoft-com:office:office" xmlns:r="http://schemas.openxmlformats.org/officeDocument/2006/relationships" xmlns:m="http://schemas.openxmlformats.org/officeDocument/2006/math" xmlns:v="urn:schemas-microsoft-com:vml" xmlns:wp="http://schemas.openxmlformats.org/drawingml/2006/wordprocessingDrawing" xmlns:w10="urn:schemas-microsoft-com:office:word" xmlns:w="http://schemas.openxmlformats.org/wordprocessingml/2006/main" xmlns:wne="http://schemas.microsoft.com/office/word/2006/wordml">
-  <w:abstractNum w:abstractNumId="1">
-    <w:nsid w:val="DE019610"/>
+  <w:abstractNum w:abstractNumId="2">
+    <w:nsid w:val="E015FEDF"/>
     <w:multiLevelType w:val="multilevel"/>
     <w:lvl w:ilvl="0">
       <w:start w:val="1"/>
@@ -146,6 +213,188 @@
       <w:lvlText w:val="%1."/>
       <w:pPr>
         <w:tabs>
+          <w:tab w:val="num"/>
+        </w:tabs>
+        <w:ind w:left="720" w:hanging="360"/>
+      </w:pPr>
+      <w:rPr>
+        <w:rFonts/>
+      </w:rPr>
+    </w:lvl>
+    <w:lvl w:ilvl="1">
+      <w:start w:val="1"/>
+      <w:numFmt w:val="lowerRoman"/>
+      <w:suff w:val="tab"/>
+      <w:lvlText w:val="%2."/>
+      <w:pPr>
+        <w:tabs>
+          <w:tab w:val="num"/>
+        </w:tabs>
+        <w:ind w:left="1440" w:hanging="360"/>
+      </w:pPr>
+      <w:rPr>
+        <w:rFonts/>
+      </w:rPr>
+    </w:lvl>
+  </w:abstractNum>
+  <w:abstractNum w:abstractNumId="3">
+    <w:nsid w:val="2CB5DCCC"/>
+    <w:multiLevelType w:val="hybridMultilevel"/>
+    <w:lvl w:ilvl="0">
+      <w:start w:val="1"/>
+      <w:numFmt w:val="bullet"/>
+      <w:suff w:val="tab"/>
+      <w:lvlText w:val=""/>
+      <w:lvlJc w:val="left"/>
+      <w:pPr>
+        <w:tabs>
+          <w:tab w:val="num"/>
+        </w:tabs>
+        <w:ind w:left="720" w:hanging="360"/>
+      </w:pPr>
+      <w:rPr>
+        <w:rFonts w:ascii="Symbol" w:hAnsi="Symbol" w:cs="Symbol" w:hint="default"/>
+      </w:rPr>
+    </w:lvl>
+    <w:lvl w:ilvl="1">
+      <w:start w:val="1"/>
+      <w:numFmt w:val="bullet"/>
+      <w:suff w:val="tab"/>
+      <w:lvlText w:val="o"/>
+      <w:lvlJc w:val="left"/>
+      <w:pPr>
+        <w:tabs>
+          <w:tab w:val="num"/>
+        </w:tabs>
+        <w:ind w:left="1440" w:hanging="360"/>
+      </w:pPr>
+      <w:rPr>
+        <w:rFonts w:ascii="Courier New" w:hAnsi="Courier New" w:cs="Courier New" w:hint="default"/>
+      </w:rPr>
+    </w:lvl>
+    <w:lvl w:ilvl="2">
+      <w:start w:val="1"/>
+      <w:numFmt w:val="bullet"/>
+      <w:suff w:val="tab"/>
+      <w:lvlText w:val=""/>
+      <w:lvlJc w:val="left"/>
+      <w:pPr>
+        <w:tabs>
+          <w:tab w:val="num"/>
+        </w:tabs>
+        <w:ind w:left="2160" w:hanging="360"/>
+      </w:pPr>
+      <w:rPr>
+        <w:rFonts w:ascii="Wingdings" w:hAnsi="Wingdings" w:cs="Wingdings" w:hint="default"/>
+      </w:rPr>
+    </w:lvl>
+    <w:lvl w:ilvl="3">
+      <w:start w:val="1"/>
+      <w:numFmt w:val="bullet"/>
+      <w:suff w:val="tab"/>
+      <w:lvlText w:val=""/>
+      <w:lvlJc w:val="left"/>
+      <w:pPr>
+        <w:tabs>
+          <w:tab w:val="num"/>
+        </w:tabs>
+        <w:ind w:left="2880" w:hanging="360"/>
+      </w:pPr>
+      <w:rPr>
+        <w:rFonts w:ascii="Symbol" w:hAnsi="Symbol" w:cs="Symbol" w:hint="default"/>
+      </w:rPr>
+    </w:lvl>
+    <w:lvl w:ilvl="4">
+      <w:start w:val="1"/>
+      <w:numFmt w:val="bullet"/>
+      <w:suff w:val="tab"/>
+      <w:lvlText w:val="o"/>
+      <w:lvlJc w:val="left"/>
+      <w:pPr>
+        <w:tabs>
+          <w:tab w:val="num"/>
+        </w:tabs>
+        <w:ind w:left="3600" w:hanging="360"/>
+      </w:pPr>
+      <w:rPr>
+        <w:rFonts w:ascii="Courier New" w:hAnsi="Courier New" w:cs="Courier New" w:hint="default"/>
+      </w:rPr>
+    </w:lvl>
+    <w:lvl w:ilvl="5">
+      <w:start w:val="1"/>
+      <w:numFmt w:val="bullet"/>
+      <w:suff w:val="tab"/>
+      <w:lvlText w:val=""/>
+      <w:lvlJc w:val="left"/>
+      <w:pPr>
+        <w:tabs>
+          <w:tab w:val="num"/>
+        </w:tabs>
+        <w:ind w:left="4320" w:hanging="360"/>
+      </w:pPr>
+      <w:rPr>
+        <w:rFonts w:ascii="Wingdings" w:hAnsi="Wingdings" w:cs="Wingdings" w:hint="default"/>
+      </w:rPr>
+    </w:lvl>
+    <w:lvl w:ilvl="6">
+      <w:start w:val="1"/>
+      <w:numFmt w:val="bullet"/>
+      <w:suff w:val="tab"/>
+      <w:lvlText w:val=""/>
+      <w:lvlJc w:val="left"/>
+      <w:pPr>
+        <w:tabs>
+          <w:tab w:val="num"/>
+        </w:tabs>
+        <w:ind w:left="5040" w:hanging="360"/>
+      </w:pPr>
+      <w:rPr>
+        <w:rFonts w:ascii="Symbol" w:hAnsi="Symbol" w:cs="Symbol" w:hint="default"/>
+      </w:rPr>
+    </w:lvl>
+    <w:lvl w:ilvl="7">
+      <w:start w:val="1"/>
+      <w:numFmt w:val="bullet"/>
+      <w:suff w:val="tab"/>
+      <w:lvlText w:val="o"/>
+      <w:lvlJc w:val="left"/>
+      <w:pPr>
+        <w:tabs>
+          <w:tab w:val="num"/>
+        </w:tabs>
+        <w:ind w:left="5760" w:hanging="360"/>
+      </w:pPr>
+      <w:rPr>
+        <w:rFonts w:ascii="Courier New" w:hAnsi="Courier New" w:cs="Courier New" w:hint="default"/>
+      </w:rPr>
+    </w:lvl>
+    <w:lvl w:ilvl="8">
+      <w:start w:val="1"/>
+      <w:numFmt w:val="bullet"/>
+      <w:suff w:val="tab"/>
+      <w:lvlText w:val=""/>
+      <w:lvlJc w:val="left"/>
+      <w:pPr>
+        <w:tabs>
+          <w:tab w:val="num"/>
+        </w:tabs>
+        <w:ind w:left="6480" w:hanging="360"/>
+      </w:pPr>
+      <w:rPr>
+        <w:rFonts w:ascii="Wingdings" w:hAnsi="Wingdings" w:cs="Wingdings" w:hint="default"/>
+      </w:rPr>
+    </w:lvl>
+  </w:abstractNum>
+  <w:abstractNum w:abstractNumId="4">
+    <w:nsid w:val="3513FDA1"/>
+    <w:multiLevelType w:val="multilevel"/>
+    <w:lvl w:ilvl="0">
+      <w:start w:val="1"/>
+      <w:numFmt w:val="decimal"/>
+      <w:suff w:val="tab"/>
+      <w:lvlText w:val="%1."/>
+      <w:pPr>
+        <w:tabs>
           <w:tab w:val="num" w:pos="720"/>
         </w:tabs>
         <w:ind w:left="720" w:hanging="360"/>
@@ -156,7 +405,7 @@
     </w:lvl>
     <w:lvl w:ilvl="1">
       <w:start w:val="1"/>
-      <w:numFmt w:val="lowerRoman"/>
+      <w:numFmt w:val="lowerLetter"/>
       <w:suff w:val="tab"/>
       <w:lvlText w:val="%2."/>
       <w:pPr>
@@ -170,8 +419,14 @@
       </w:rPr>
     </w:lvl>
   </w:abstractNum>
-  <w:num w:numId="1">
-    <w:abstractNumId w:val="1"/>
+  <w:num w:numId="2">
+    <w:abstractNumId w:val="2"/>
+  </w:num>
+  <w:num w:numId="3">
+    <w:abstractNumId w:val="3"/>
+  </w:num>
+  <w:num w:numId="4">
+    <w:abstractNumId w:val="4"/>
   </w:num>
 </w:numbering>
 </file>
@@ -185,7 +440,7 @@
         <w:color w:val="000000"/>
         <w:sz w:val="20"/>
         <w:szCs w:val="20"/>
-        <w:lang w:val="en-US"/>
+        <w:lang w:val="en-US" w:eastAsia="x-none" w:bidi="x-none"/>
       </w:rPr>
     </w:rPrDefault>
   </w:docDefaults>
@@ -196,6 +451,12 @@
     <w:name w:val="Footnote Reference"/>
     <w:semiHidden/>
     <w:unhideWhenUsed/>
+    <w:rPr>
+      <w:vertAlign w:val="superscript"/>
+    </w:rPr>
+  </w:style>
+  <w:style w:type="character">
+    <w:name w:val="Footnote Reference"/>
     <w:rPr>
       <w:vertAlign w:val="superscript"/>
     </w:rPr>
